--- a/volumes/02-solar-home-systems/templates/AEF_V2_T08_Business_Model_Canvas.docx
+++ b/volumes/02-solar-home-systems/templates/AEF_V2_T08_Business_Model_Canvas.docx
@@ -429,7 +429,7 @@
                 <w:color w:val="666666"/>
                 <w:sz w:val="17"/>
               </w:rPr>
-              <w:t>Collection rate, PAR30, cohort repayment against plan, LTV to CAC, payback, peak equity.</w:t>
+              <w:t>PAYGo PERFORM 2026 KPIs (company reported); operational collection rate; PAR30; cohort repayment against plan; LTV to CAC; payback; peak equity.</w:t>
             </w:r>
           </w:p>
         </w:tc>
@@ -457,7 +457,7 @@
           <w:color w:val="666666"/>
           <w:sz w:val="18"/>
         </w:rPr>
-        <w:t>Filled from the Volume 2 case study. SolaraPay and the Republic of Kivara are fictional; figures come from the case workbook.</w:t>
+        <w:t>Filled from CASE 2, the SolaraPay case study of Book 2. SolaraPay and the Republic of Kivara are fictional; figures come from the case workbook.</w:t>
       </w:r>
     </w:p>
     <w:tbl>
@@ -807,7 +807,7 @@
               <w:rPr>
                 <w:sz w:val="17"/>
               </w:rPr>
-              <w:t>Payment burden above 10% for Tiers 2 to 4; Tier 1 implied APR 106%; no ownership evidence yet.</w:t>
+              <w:t>Payment burden above the model's 10% policy threshold for Tiers 2 to 4; Tier 1 implied APR 106%; no ownership evidence yet.</w:t>
             </w:r>
           </w:p>
         </w:tc>
@@ -833,7 +833,7 @@
               <w:rPr>
                 <w:sz w:val="17"/>
               </w:rPr>
-              <w:t>Collection rate 69.3% over the last twelve months; PAR30 17.0%; calibrated investor IRR 29.0%; readiness 5 of 23 gates.</w:t>
+              <w:t>Operational collection rate 69.3% over the last twelve months (not a PERFORM KPI); PAR30 17.0%; calibrated investor IRR 29.0%; readiness 5 of 23 gates, workbook decision STOP (8 of 13 critical gates open).</w:t>
             </w:r>
           </w:p>
         </w:tc>
@@ -903,7 +903,7 @@
         <w:color w:val="666666"/>
         <w:sz w:val="15"/>
       </w:rPr>
-      <w:t>Africa Energy Finance | Volume 2 Template T08 | Version 1.0</w:t>
+      <w:t>Africa Energy Finance | Book 2 Template T08 | Version 0.9 (pre-release)</w:t>
       <w:tab/>
       <w:tab/>
       <w:t xml:space="preserve">Page </w:t>
@@ -983,7 +983,7 @@
         <w:color w:val="0B3020"/>
         <w:sz w:val="15"/>
       </w:rPr>
-      <w:t>AFRICA ENERGY FINANCE  |  VOLUME 2  |  TEMPLATE T08</w:t>
+      <w:t>AFRICA ENERGY FINANCE  |  BOOK 2  |  TEMPLATE T08</w:t>
     </w:r>
     <w:r>
       <w:rPr>

--- a/volumes/02-solar-home-systems/templates/AEF_V2_T08_Business_Model_Canvas.docx
+++ b/volumes/02-solar-home-systems/templates/AEF_V2_T08_Business_Model_Canvas.docx
@@ -833,7 +833,7 @@
               <w:rPr>
                 <w:sz w:val="17"/>
               </w:rPr>
-              <w:t>Operational collection rate 69.3% over the last twelve months (not a PERFORM KPI); PAR30 17.0%; calibrated investor IRR 29.0%; readiness 5 of 23 gates, workbook decision STOP (8 of 13 critical gates open).</w:t>
+              <w:t>Operational collection rate 69.3% over the last twelve months (not a PERFORM KPI); PAR30 17.0%; calibrated investor IRR 29.0%; readiness 4 of 23 gates, workbook decision STOP on a failed test (annual DSCR below 1.20x in Years 1 to 4; 9 of 13 critical gates open).</w:t>
             </w:r>
           </w:p>
         </w:tc>
